--- a/public/studentsfinalforms/Form 4 Research Publication Medical Sciences.docx
+++ b/public/studentsfinalforms/Form 4 Research Publication Medical Sciences.docx
@@ -1,6 +1,6 @@
 
 <file path=word/document.xml><?xml version="1.0" encoding="utf-8"?>
-<w:document xmlns:wpc="http://schemas.microsoft.com/office/word/2010/wordprocessingCanvas" xmlns:cx="http://schemas.microsoft.com/office/drawing/2014/chartex" xmlns:cx1="http://schemas.microsoft.com/office/drawing/2015/9/8/chartex" xmlns:cx2="http://schemas.microsoft.com/office/drawing/2015/10/21/chartex" xmlns:cx3="http://schemas.microsoft.com/office/drawing/2016/5/9/chartex" xmlns:cx4="http://schemas.microsoft.com/office/drawing/2016/5/10/chartex" xmlns:cx5="http://schemas.microsoft.com/office/drawing/2016/5/11/chartex" xmlns:cx6="http://schemas.microsoft.com/office/drawing/2016/5/12/chartex" xmlns:cx7="http://schemas.microsoft.com/office/drawing/2016/5/13/chartex" xmlns:cx8="http://schemas.microsoft.com/office/drawing/2016/5/14/chartex" xmlns:mc="http://schemas.openxmlformats.org/markup-compatibility/2006" xmlns:aink="http://schemas.microsoft.com/office/drawing/2016/ink" xmlns:am3d="http://schemas.microsoft.com/office/drawing/2017/model3d" xmlns:o="urn:schemas-microsoft-com:office:office" xmlns:r="http://schemas.openxmlformats.org/officeDocument/2006/relationships" xmlns:m="http://schemas.openxmlformats.org/officeDocument/2006/math" xmlns:v="urn:schemas-microsoft-com:vml" xmlns:wp14="http://schemas.microsoft.com/office/word/2010/wordprocessingDrawing" xmlns:wp="http://schemas.openxmlformats.org/drawingml/2006/wordprocessingDrawing" xmlns:w10="urn:schemas-microsoft-com:office:word" xmlns:w="http://schemas.openxmlformats.org/wordprocessingml/2006/main" xmlns:w14="http://schemas.microsoft.com/office/word/2010/wordml" xmlns:w15="http://schemas.microsoft.com/office/word/2012/wordml" xmlns:w16cex="http://schemas.microsoft.com/office/word/2018/wordml/cex" xmlns:w16cid="http://schemas.microsoft.com/office/word/2016/wordml/cid" xmlns:w16="http://schemas.microsoft.com/office/word/2018/wordml" xmlns:w16sdtdh="http://schemas.microsoft.com/office/word/2020/wordml/sdtdatahash" xmlns:w16se="http://schemas.microsoft.com/office/word/2015/wordml/symex" xmlns:wpg="http://schemas.microsoft.com/office/word/2010/wordprocessingGroup" xmlns:wpi="http://schemas.microsoft.com/office/word/2010/wordprocessingInk" xmlns:wne="http://schemas.microsoft.com/office/word/2006/wordml" xmlns:wps="http://schemas.microsoft.com/office/word/2010/wordprocessingShape" mc:Ignorable="w14 w15 w16se w16cid w16 w16cex w16sdtdh wp14">
+<w:document xmlns:wpc="http://schemas.microsoft.com/office/word/2010/wordprocessingCanvas" xmlns:cx="http://schemas.microsoft.com/office/drawing/2014/chartex" xmlns:cx1="http://schemas.microsoft.com/office/drawing/2015/9/8/chartex" xmlns:cx2="http://schemas.microsoft.com/office/drawing/2015/10/21/chartex" xmlns:cx3="http://schemas.microsoft.com/office/drawing/2016/5/9/chartex" xmlns:cx4="http://schemas.microsoft.com/office/drawing/2016/5/10/chartex" xmlns:cx5="http://schemas.microsoft.com/office/drawing/2016/5/11/chartex" xmlns:cx6="http://schemas.microsoft.com/office/drawing/2016/5/12/chartex" xmlns:cx7="http://schemas.microsoft.com/office/drawing/2016/5/13/chartex" xmlns:cx8="http://schemas.microsoft.com/office/drawing/2016/5/14/chartex" xmlns:mc="http://schemas.openxmlformats.org/markup-compatibility/2006" xmlns:aink="http://schemas.microsoft.com/office/drawing/2016/ink" xmlns:am3d="http://schemas.microsoft.com/office/drawing/2017/model3d" xmlns:o="urn:schemas-microsoft-com:office:office" xmlns:oel="http://schemas.microsoft.com/office/2019/extlst" xmlns:r="http://schemas.openxmlformats.org/officeDocument/2006/relationships" xmlns:m="http://schemas.openxmlformats.org/officeDocument/2006/math" xmlns:v="urn:schemas-microsoft-com:vml" xmlns:wp14="http://schemas.microsoft.com/office/word/2010/wordprocessingDrawing" xmlns:wp="http://schemas.openxmlformats.org/drawingml/2006/wordprocessingDrawing" xmlns:w10="urn:schemas-microsoft-com:office:word" xmlns:w="http://schemas.openxmlformats.org/wordprocessingml/2006/main" xmlns:w14="http://schemas.microsoft.com/office/word/2010/wordml" xmlns:w15="http://schemas.microsoft.com/office/word/2012/wordml" xmlns:w16cex="http://schemas.microsoft.com/office/word/2018/wordml/cex" xmlns:w16cid="http://schemas.microsoft.com/office/word/2016/wordml/cid" xmlns:w16="http://schemas.microsoft.com/office/word/2018/wordml" xmlns:w16du="http://schemas.microsoft.com/office/word/2023/wordml/word16du" xmlns:w16sdtdh="http://schemas.microsoft.com/office/word/2020/wordml/sdtdatahash" xmlns:w16sdtfl="http://schemas.microsoft.com/office/word/2024/wordml/sdtformatlock" xmlns:w16se="http://schemas.microsoft.com/office/word/2015/wordml/symex" xmlns:wpg="http://schemas.microsoft.com/office/word/2010/wordprocessingGroup" xmlns:wpi="http://schemas.microsoft.com/office/word/2010/wordprocessingInk" xmlns:wne="http://schemas.microsoft.com/office/word/2006/wordml" xmlns:wps="http://schemas.microsoft.com/office/word/2010/wordprocessingShape" mc:Ignorable="w14 w15 w16se w16cid w16 w16cex w16sdtdh w16sdtfl w16du wp14">
   <w:body>
     <w:p>
       <w:pPr>
@@ -317,11 +317,7 @@
           <w:tcPr>
             <w:tcW w:w="5309" w:type="dxa"/>
           </w:tcPr>
-          <w:p>
-            <w:r>
-              <w:t xml:space="preserve">Auto fetch from SAP database </w:t>
-            </w:r>
-          </w:p>
+          <w:p/>
         </w:tc>
       </w:tr>
       <w:tr>
@@ -389,11 +385,7 @@
           <w:tcPr>
             <w:tcW w:w="5309" w:type="dxa"/>
           </w:tcPr>
-          <w:p>
-            <w:r>
-              <w:t xml:space="preserve">Auto fetch from SAP database </w:t>
-            </w:r>
-          </w:p>
+          <w:p/>
         </w:tc>
       </w:tr>
       <w:tr>
@@ -418,11 +410,7 @@
           <w:tcPr>
             <w:tcW w:w="5309" w:type="dxa"/>
           </w:tcPr>
-          <w:p>
-            <w:r>
-              <w:t xml:space="preserve">Auto fetch from SAP database </w:t>
-            </w:r>
-          </w:p>
+          <w:p/>
         </w:tc>
       </w:tr>
       <w:tr>
@@ -447,11 +435,7 @@
           <w:tcPr>
             <w:tcW w:w="5309" w:type="dxa"/>
           </w:tcPr>
-          <w:p>
-            <w:r>
-              <w:t xml:space="preserve">Auto fetch from SAP database </w:t>
-            </w:r>
-          </w:p>
+          <w:p/>
         </w:tc>
       </w:tr>
     </w:tbl>
@@ -533,11 +517,7 @@
           <w:tcPr>
             <w:tcW w:w="5309" w:type="dxa"/>
           </w:tcPr>
-          <w:p>
-            <w:r>
-              <w:t xml:space="preserve">Auto fetch from SAP database </w:t>
-            </w:r>
-          </w:p>
+          <w:p/>
         </w:tc>
       </w:tr>
       <w:tr>
@@ -608,11 +588,7 @@
           <w:tcPr>
             <w:tcW w:w="5309" w:type="dxa"/>
           </w:tcPr>
-          <w:p>
-            <w:r>
-              <w:t xml:space="preserve">Auto fetch from SAP database </w:t>
-            </w:r>
-          </w:p>
+          <w:p/>
         </w:tc>
       </w:tr>
       <w:tr>
@@ -637,11 +613,7 @@
           <w:tcPr>
             <w:tcW w:w="5309" w:type="dxa"/>
           </w:tcPr>
-          <w:p>
-            <w:r>
-              <w:t xml:space="preserve">Auto fetch from SAP database </w:t>
-            </w:r>
-          </w:p>
+          <w:p/>
         </w:tc>
       </w:tr>
       <w:tr>
@@ -666,11 +638,7 @@
           <w:tcPr>
             <w:tcW w:w="5309" w:type="dxa"/>
           </w:tcPr>
-          <w:p>
-            <w:r>
-              <w:t xml:space="preserve">Auto fetch from SAP database </w:t>
-            </w:r>
-          </w:p>
+          <w:p/>
         </w:tc>
       </w:tr>
     </w:tbl>
@@ -961,11 +929,7 @@
           <w:tcPr>
             <w:tcW w:w="5309" w:type="dxa"/>
           </w:tcPr>
-          <w:p>
-            <w:r>
-              <w:t xml:space="preserve">Auto fetch from SAP database </w:t>
-            </w:r>
-          </w:p>
+          <w:p/>
         </w:tc>
       </w:tr>
       <w:tr>
@@ -1036,11 +1000,7 @@
           <w:tcPr>
             <w:tcW w:w="5309" w:type="dxa"/>
           </w:tcPr>
-          <w:p>
-            <w:r>
-              <w:t xml:space="preserve">Auto fetch from SAP database </w:t>
-            </w:r>
-          </w:p>
+          <w:p/>
         </w:tc>
       </w:tr>
       <w:tr>
@@ -1065,11 +1025,7 @@
           <w:tcPr>
             <w:tcW w:w="5309" w:type="dxa"/>
           </w:tcPr>
-          <w:p>
-            <w:r>
-              <w:t xml:space="preserve">Auto fetch from SAP database </w:t>
-            </w:r>
-          </w:p>
+          <w:p/>
         </w:tc>
       </w:tr>
       <w:tr>
@@ -1096,7 +1052,7 @@
           </w:tcPr>
           <w:p>
             <w:r>
-              <w:t xml:space="preserve">Auto fetch from SAP database </w:t>
+              <w:t xml:space="preserve"> </w:t>
             </w:r>
           </w:p>
         </w:tc>
@@ -1453,7 +1409,7 @@
               </wp:anchor>
             </w:drawing>
           </mc:Choice>
-          <mc:Fallback xmlns:w16sdtfl="http://schemas.microsoft.com/office/word/2024/wordml/sdtformatlock" xmlns:w16du="http://schemas.microsoft.com/office/word/2023/wordml/word16du" xmlns:oel="http://schemas.microsoft.com/office/2019/extlst">
+          <mc:Fallback>
             <w:pict>
               <v:rect w14:anchorId="4B4BD584" id="Rectangle 1" o:spid="_x0000_s1026" style="position:absolute;margin-left:0;margin-top:-.05pt;width:470.5pt;height:54.4pt;z-index:251689984;visibility:visible;mso-wrap-style:square;mso-wrap-distance-left:9pt;mso-wrap-distance-top:0;mso-wrap-distance-right:9pt;mso-wrap-distance-bottom:0;mso-position-horizontal:absolute;mso-position-horizontal-relative:text;mso-position-vertical:absolute;mso-position-vertical-relative:text;v-text-anchor:middle" o:gfxdata="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" filled="f" strokecolor="#09101d [484]" strokeweight="1pt"/>
             </w:pict>
@@ -2818,7 +2774,7 @@
               </wp:anchor>
             </w:drawing>
           </mc:Choice>
-          <mc:Fallback xmlns:w16sdtfl="http://schemas.microsoft.com/office/word/2024/wordml/sdtformatlock" xmlns:w16du="http://schemas.microsoft.com/office/word/2023/wordml/word16du" xmlns:oel="http://schemas.microsoft.com/office/2019/extlst">
+          <mc:Fallback>
             <w:pict>
               <v:rect w14:anchorId="1667D372" id="Rectangle 1" o:spid="_x0000_s1026" style="position:absolute;margin-left:0;margin-top:-.05pt;width:470.5pt;height:54.4pt;z-index:251700224;visibility:visible;mso-wrap-style:square;mso-wrap-distance-left:9pt;mso-wrap-distance-top:0;mso-wrap-distance-right:9pt;mso-wrap-distance-bottom:0;mso-position-horizontal:absolute;mso-position-horizontal-relative:text;mso-position-vertical:absolute;mso-position-vertical-relative:text;v-text-anchor:middle" o:gfxdata="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" filled="f" strokecolor="#09101d [484]" strokeweight="1pt"/>
             </w:pict>
@@ -3133,7 +3089,7 @@
               </wp:anchor>
             </w:drawing>
           </mc:Choice>
-          <mc:Fallback xmlns:w16sdtfl="http://schemas.microsoft.com/office/word/2024/wordml/sdtformatlock" xmlns:w16du="http://schemas.microsoft.com/office/word/2023/wordml/word16du" xmlns:oel="http://schemas.microsoft.com/office/2019/extlst">
+          <mc:Fallback>
             <w:pict>
               <v:rect w14:anchorId="70D7C4D3" id="Rectangle 1" o:spid="_x0000_s1026" style="position:absolute;margin-left:0;margin-top:0;width:470.5pt;height:54.4pt;z-index:251696128;visibility:visible;mso-wrap-style:square;mso-wrap-distance-left:9pt;mso-wrap-distance-top:0;mso-wrap-distance-right:9pt;mso-wrap-distance-bottom:0;mso-position-horizontal:absolute;mso-position-horizontal-relative:text;mso-position-vertical:absolute;mso-position-vertical-relative:text;v-text-anchor:middle" o:gfxdata="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" filled="f" strokecolor="#09101d [484]" strokeweight="1pt"/>
             </w:pict>
@@ -4005,7 +3961,7 @@
               </wp:anchor>
             </w:drawing>
           </mc:Choice>
-          <mc:Fallback xmlns:w16sdtfl="http://schemas.microsoft.com/office/word/2024/wordml/sdtformatlock" xmlns:w16du="http://schemas.microsoft.com/office/word/2023/wordml/word16du" xmlns:oel="http://schemas.microsoft.com/office/2019/extlst">
+          <mc:Fallback>
             <w:pict>
               <v:rect w14:anchorId="24CB91BB" id="Rectangle 1" o:spid="_x0000_s1026" style="position:absolute;margin-left:0;margin-top:0;width:470.5pt;height:54.4pt;z-index:251698176;visibility:visible;mso-wrap-style:square;mso-wrap-distance-left:9pt;mso-wrap-distance-top:0;mso-wrap-distance-right:9pt;mso-wrap-distance-bottom:0;mso-position-horizontal:absolute;mso-position-horizontal-relative:text;mso-position-vertical:absolute;mso-position-vertical-relative:text;v-text-anchor:middle" o:gfxdata="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" filled="f" strokecolor="#09101d [484]" strokeweight="1pt"/>
             </w:pict>
@@ -4308,7 +4264,7 @@
 </file>
 
 <file path=word/numbering.xml><?xml version="1.0" encoding="utf-8"?>
-<w:numbering xmlns:wpc="http://schemas.microsoft.com/office/word/2010/wordprocessingCanvas" xmlns:cx="http://schemas.microsoft.com/office/drawing/2014/chartex" xmlns:cx1="http://schemas.microsoft.com/office/drawing/2015/9/8/chartex" xmlns:cx2="http://schemas.microsoft.com/office/drawing/2015/10/21/chartex" xmlns:cx3="http://schemas.microsoft.com/office/drawing/2016/5/9/chartex" xmlns:cx4="http://schemas.microsoft.com/office/drawing/2016/5/10/chartex" xmlns:cx5="http://schemas.microsoft.com/office/drawing/2016/5/11/chartex" xmlns:cx6="http://schemas.microsoft.com/office/drawing/2016/5/12/chartex" xmlns:cx7="http://schemas.microsoft.com/office/drawing/2016/5/13/chartex" xmlns:cx8="http://schemas.microsoft.com/office/drawing/2016/5/14/chartex" xmlns:mc="http://schemas.openxmlformats.org/markup-compatibility/2006" xmlns:aink="http://schemas.microsoft.com/office/drawing/2016/ink" xmlns:am3d="http://schemas.microsoft.com/office/drawing/2017/model3d" xmlns:o="urn:schemas-microsoft-com:office:office" xmlns:r="http://schemas.openxmlformats.org/officeDocument/2006/relationships" xmlns:m="http://schemas.openxmlformats.org/officeDocument/2006/math" xmlns:v="urn:schemas-microsoft-com:vml" xmlns:wp14="http://schemas.microsoft.com/office/word/2010/wordprocessingDrawing" xmlns:wp="http://schemas.openxmlformats.org/drawingml/2006/wordprocessingDrawing" xmlns:w10="urn:schemas-microsoft-com:office:word" xmlns:w="http://schemas.openxmlformats.org/wordprocessingml/2006/main" xmlns:w14="http://schemas.microsoft.com/office/word/2010/wordml" xmlns:w15="http://schemas.microsoft.com/office/word/2012/wordml" xmlns:w16cex="http://schemas.microsoft.com/office/word/2018/wordml/cex" xmlns:w16cid="http://schemas.microsoft.com/office/word/2016/wordml/cid" xmlns:w16="http://schemas.microsoft.com/office/word/2018/wordml" xmlns:w16sdtdh="http://schemas.microsoft.com/office/word/2020/wordml/sdtdatahash" xmlns:w16se="http://schemas.microsoft.com/office/word/2015/wordml/symex" xmlns:wpg="http://schemas.microsoft.com/office/word/2010/wordprocessingGroup" xmlns:wpi="http://schemas.microsoft.com/office/word/2010/wordprocessingInk" xmlns:wne="http://schemas.microsoft.com/office/word/2006/wordml" xmlns:wps="http://schemas.microsoft.com/office/word/2010/wordprocessingShape" mc:Ignorable="w14 w15 w16se w16cid w16 w16cex w16sdtdh wp14">
+<w:numbering xmlns:wpc="http://schemas.microsoft.com/office/word/2010/wordprocessingCanvas" xmlns:cx="http://schemas.microsoft.com/office/drawing/2014/chartex" xmlns:cx1="http://schemas.microsoft.com/office/drawing/2015/9/8/chartex" xmlns:cx2="http://schemas.microsoft.com/office/drawing/2015/10/21/chartex" xmlns:cx3="http://schemas.microsoft.com/office/drawing/2016/5/9/chartex" xmlns:cx4="http://schemas.microsoft.com/office/drawing/2016/5/10/chartex" xmlns:cx5="http://schemas.microsoft.com/office/drawing/2016/5/11/chartex" xmlns:cx6="http://schemas.microsoft.com/office/drawing/2016/5/12/chartex" xmlns:cx7="http://schemas.microsoft.com/office/drawing/2016/5/13/chartex" xmlns:cx8="http://schemas.microsoft.com/office/drawing/2016/5/14/chartex" xmlns:mc="http://schemas.openxmlformats.org/markup-compatibility/2006" xmlns:aink="http://schemas.microsoft.com/office/drawing/2016/ink" xmlns:am3d="http://schemas.microsoft.com/office/drawing/2017/model3d" xmlns:o="urn:schemas-microsoft-com:office:office" xmlns:oel="http://schemas.microsoft.com/office/2019/extlst" xmlns:r="http://schemas.openxmlformats.org/officeDocument/2006/relationships" xmlns:m="http://schemas.openxmlformats.org/officeDocument/2006/math" xmlns:v="urn:schemas-microsoft-com:vml" xmlns:wp14="http://schemas.microsoft.com/office/word/2010/wordprocessingDrawing" xmlns:wp="http://schemas.openxmlformats.org/drawingml/2006/wordprocessingDrawing" xmlns:w10="urn:schemas-microsoft-com:office:word" xmlns:w="http://schemas.openxmlformats.org/wordprocessingml/2006/main" xmlns:w14="http://schemas.microsoft.com/office/word/2010/wordml" xmlns:w15="http://schemas.microsoft.com/office/word/2012/wordml" xmlns:w16cex="http://schemas.microsoft.com/office/word/2018/wordml/cex" xmlns:w16cid="http://schemas.microsoft.com/office/word/2016/wordml/cid" xmlns:w16="http://schemas.microsoft.com/office/word/2018/wordml" xmlns:w16du="http://schemas.microsoft.com/office/word/2023/wordml/word16du" xmlns:w16sdtdh="http://schemas.microsoft.com/office/word/2020/wordml/sdtdatahash" xmlns:w16sdtfl="http://schemas.microsoft.com/office/word/2024/wordml/sdtformatlock" xmlns:w16se="http://schemas.microsoft.com/office/word/2015/wordml/symex" xmlns:wpg="http://schemas.microsoft.com/office/word/2010/wordprocessingGroup" xmlns:wpi="http://schemas.microsoft.com/office/word/2010/wordprocessingInk" xmlns:wne="http://schemas.microsoft.com/office/word/2006/wordml" xmlns:wps="http://schemas.microsoft.com/office/word/2010/wordprocessingShape" mc:Ignorable="w14 w15 w16se w16cid w16 w16cex w16sdtdh w16sdtfl w16du wp14">
   <w:abstractNum w:abstractNumId="0" w15:restartNumberingAfterBreak="0">
     <w:nsid w:val="1B8859A8"/>
     <w:multiLevelType w:val="hybridMultilevel"/>
@@ -5013,16 +4969,16 @@
       </w:pPr>
     </w:lvl>
   </w:abstractNum>
-  <w:num w:numId="1">
+  <w:num w:numId="1" w16cid:durableId="1911378111">
     <w:abstractNumId w:val="6"/>
   </w:num>
-  <w:num w:numId="2">
+  <w:num w:numId="2" w16cid:durableId="1577980607">
     <w:abstractNumId w:val="1"/>
   </w:num>
-  <w:num w:numId="3">
+  <w:num w:numId="3" w16cid:durableId="259877834">
     <w:abstractNumId w:val="3"/>
   </w:num>
-  <w:num w:numId="4">
+  <w:num w:numId="4" w16cid:durableId="462309507">
     <w:abstractNumId w:val="0"/>
     <w:lvlOverride w:ilvl="0">
       <w:startOverride w:val="12"/>
@@ -5052,7 +5008,7 @@
       <w:startOverride w:val="1"/>
     </w:lvlOverride>
   </w:num>
-  <w:num w:numId="5">
+  <w:num w:numId="5" w16cid:durableId="1026298308">
     <w:abstractNumId w:val="4"/>
     <w:lvlOverride w:ilvl="0">
       <w:startOverride w:val="1"/>
@@ -5082,20 +5038,20 @@
       <w:startOverride w:val="1"/>
     </w:lvlOverride>
   </w:num>
-  <w:num w:numId="6">
+  <w:num w:numId="6" w16cid:durableId="416287150">
     <w:abstractNumId w:val="2"/>
   </w:num>
-  <w:num w:numId="7">
+  <w:num w:numId="7" w16cid:durableId="959991973">
     <w:abstractNumId w:val="7"/>
   </w:num>
-  <w:num w:numId="8">
+  <w:num w:numId="8" w16cid:durableId="1675767340">
     <w:abstractNumId w:val="5"/>
   </w:num>
 </w:numbering>
 </file>
 
 <file path=word/styles.xml><?xml version="1.0" encoding="utf-8"?>
-<w:styles xmlns:mc="http://schemas.openxmlformats.org/markup-compatibility/2006" xmlns:r="http://schemas.openxmlformats.org/officeDocument/2006/relationships" xmlns:w="http://schemas.openxmlformats.org/wordprocessingml/2006/main" xmlns:w14="http://schemas.microsoft.com/office/word/2010/wordml" xmlns:w15="http://schemas.microsoft.com/office/word/2012/wordml" xmlns:w16cex="http://schemas.microsoft.com/office/word/2018/wordml/cex" xmlns:w16cid="http://schemas.microsoft.com/office/word/2016/wordml/cid" xmlns:w16="http://schemas.microsoft.com/office/word/2018/wordml" xmlns:w16sdtdh="http://schemas.microsoft.com/office/word/2020/wordml/sdtdatahash" xmlns:w16se="http://schemas.microsoft.com/office/word/2015/wordml/symex" mc:Ignorable="w14 w15 w16se w16cid w16 w16cex w16sdtdh">
+<w:styles xmlns:mc="http://schemas.openxmlformats.org/markup-compatibility/2006" xmlns:r="http://schemas.openxmlformats.org/officeDocument/2006/relationships" xmlns:w="http://schemas.openxmlformats.org/wordprocessingml/2006/main" xmlns:w14="http://schemas.microsoft.com/office/word/2010/wordml" xmlns:w15="http://schemas.microsoft.com/office/word/2012/wordml" xmlns:w16cex="http://schemas.microsoft.com/office/word/2018/wordml/cex" xmlns:w16cid="http://schemas.microsoft.com/office/word/2016/wordml/cid" xmlns:w16="http://schemas.microsoft.com/office/word/2018/wordml" xmlns:w16du="http://schemas.microsoft.com/office/word/2023/wordml/word16du" xmlns:w16sdtdh="http://schemas.microsoft.com/office/word/2020/wordml/sdtdatahash" xmlns:w16sdtfl="http://schemas.microsoft.com/office/word/2024/wordml/sdtformatlock" xmlns:w16se="http://schemas.microsoft.com/office/word/2015/wordml/symex" mc:Ignorable="w14 w15 w16se w16cid w16 w16cex w16sdtdh w16sdtfl w16du">
   <w:docDefaults>
     <w:rPrDefault>
       <w:rPr>
